--- a/smlouva3_anon.docx
+++ b/smlouva3_anon.docx
@@ -50,7 +50,7 @@
         <w:br/>
         <w:t>Datum narození: [[DATE_1]]</w:t>
         <w:br/>
-        <w:t>[[ADDRESS_1]]</w:t>
+        <w:t>Bydliště: [[ADDRESS_1]]</w:t>
         <w:br/>
         <w:t>Číslo občanského průkazu: [[ID_CARD_1]]</w:t>
       </w:r>
@@ -100,7 +100,7 @@
         <w:br/>
         <w:t>Datum narození: [[DATE_2]]</w:t>
         <w:br/>
-        <w:t>[[ADDRESS_2]]</w:t>
+        <w:t>Bydliště: [[ADDRESS_2]]</w:t>
         <w:br/>
         <w:t>Číslo občanského průkazu: [[ID_CARD_2]]</w:t>
       </w:r>

--- a/smlouva3_anon.docx
+++ b/smlouva3_anon.docx
@@ -52,7 +52,7 @@
         <w:br/>
         <w:t>Bydliště: [[ADDRESS_1]]</w:t>
         <w:br/>
-        <w:t>Číslo občanského průkazu: [[ID_CARD_1]]</w:t>
+        <w:t>Číslo občanského průkazu: [[BIRTH_ID_1]]</w:t>
       </w:r>
       <w:r/>
       <w:r>
@@ -102,7 +102,7 @@
         <w:br/>
         <w:t>Bydliště: [[ADDRESS_2]]</w:t>
         <w:br/>
-        <w:t>Číslo občanského průkazu: [[ID_CARD_2]]</w:t>
+        <w:t>Číslo občanského průkazu: [[BIRTH_ID_2]]</w:t>
       </w:r>
       <w:r/>
       <w:r>
@@ -192,18 +192,15 @@
         </w:numPr>
       </w:pPr>
       <w:r>
-        <w:t xml:space="preserve">Dlužník potvrzuje, že uvedenou částku převzal v hotovosti dne </w:t>
-      </w:r>
-      <w:r>
-        <w:rPr>
-          <w:b/>
-          <w:bCs/>
-        </w:rPr>
-        <w:t>31. července 2025</w:t>
-      </w:r>
-      <w:r>
-        <w:t>.</w:t>
-      </w:r>
+        <w:t>Dlužník potvrzuje, že uvedenou částku převzal v hotovosti dne [[DATE_3]].</w:t>
+      </w:r>
+      <w:r>
+        <w:rPr>
+          <w:b/>
+          <w:bCs/>
+        </w:rPr>
+      </w:r>
+      <w:r/>
     </w:p>
     <w:p>
       <w:r>
@@ -278,7 +275,7 @@
         </w:numPr>
       </w:pPr>
       <w:r>
-        <w:t>Dlužník se zavazuje vrátit celou půjčku věřiteli nejpozději do dne 31. října 2025, a to v hotovosti nebo bezhotovostním převodem na účet věřitele č. [[BANK_1]] vedený u Komerční banky.</w:t>
+        <w:t>Dlužník se zavazuje vrátit celou půjčku věřiteli nejpozději do dne [[DATE_4]], a to v hotovosti nebo bezhotovostním převodem na účet věřitele č. [[BANK_1]] vedený u Komerční banky.</w:t>
       </w:r>
       <w:r>
         <w:rPr>
